--- a/generated-contracts/src/main/resources/templates/07ThongBao.docx
+++ b/generated-contracts/src/main/resources/templates/07ThongBao.docx
@@ -1,6 +1,6 @@
 
 <file path=word/document.xml><?xml version="1.0" encoding="utf-8"?>
-<w:document xmlns:wpc="http://schemas.microsoft.com/office/word/2010/wordprocessingCanvas" xmlns:cx="http://schemas.microsoft.com/office/drawing/2014/chartex" xmlns:mc="http://schemas.openxmlformats.org/markup-compatibility/2006" xmlns:o="urn:schemas-microsoft-com:office:office" xmlns:r="http://schemas.openxmlformats.org/officeDocument/2006/relationships" xmlns:m="http://schemas.openxmlformats.org/officeDocument/2006/math" xmlns:v="urn:schemas-microsoft-com:vml" xmlns:wp14="http://schemas.microsoft.com/office/word/2010/wordprocessingDrawing" xmlns:wp="http://schemas.openxmlformats.org/drawingml/2006/wordprocessingDrawing" xmlns:w10="urn:schemas-microsoft-com:office:word" xmlns:w="http://schemas.openxmlformats.org/wordprocessingml/2006/main" xmlns:w14="http://schemas.microsoft.com/office/word/2010/wordml" xmlns:w15="http://schemas.microsoft.com/office/word/2012/wordml" xmlns:w16se="http://schemas.microsoft.com/office/word/2015/wordml/symex" xmlns:wpg="http://schemas.microsoft.com/office/word/2010/wordprocessingGroup" xmlns:wpi="http://schemas.microsoft.com/office/word/2010/wordprocessingInk" xmlns:wne="http://schemas.microsoft.com/office/word/2006/wordml" xmlns:wps="http://schemas.microsoft.com/office/word/2010/wordprocessingShape" mc:Ignorable="w14 w15 w16se wp14">
+<w:document xmlns:wpc="http://schemas.microsoft.com/office/word/2010/wordprocessingCanvas" xmlns:cx="http://schemas.microsoft.com/office/drawing/2014/chartex" xmlns:cx1="http://schemas.microsoft.com/office/drawing/2015/9/8/chartex" xmlns:cx2="http://schemas.microsoft.com/office/drawing/2015/10/21/chartex" xmlns:cx3="http://schemas.microsoft.com/office/drawing/2016/5/9/chartex" xmlns:cx4="http://schemas.microsoft.com/office/drawing/2016/5/10/chartex" xmlns:cx5="http://schemas.microsoft.com/office/drawing/2016/5/11/chartex" xmlns:cx6="http://schemas.microsoft.com/office/drawing/2016/5/12/chartex" xmlns:cx7="http://schemas.microsoft.com/office/drawing/2016/5/13/chartex" xmlns:cx8="http://schemas.microsoft.com/office/drawing/2016/5/14/chartex" xmlns:mc="http://schemas.openxmlformats.org/markup-compatibility/2006" xmlns:aink="http://schemas.microsoft.com/office/drawing/2016/ink" xmlns:am3d="http://schemas.microsoft.com/office/drawing/2017/model3d" xmlns:o="urn:schemas-microsoft-com:office:office" xmlns:oel="http://schemas.microsoft.com/office/2019/extlst" xmlns:r="http://schemas.openxmlformats.org/officeDocument/2006/relationships" xmlns:m="http://schemas.openxmlformats.org/officeDocument/2006/math" xmlns:v="urn:schemas-microsoft-com:vml" xmlns:wp14="http://schemas.microsoft.com/office/word/2010/wordprocessingDrawing" xmlns:wp="http://schemas.openxmlformats.org/drawingml/2006/wordprocessingDrawing" xmlns:w10="urn:schemas-microsoft-com:office:word" xmlns:w="http://schemas.openxmlformats.org/wordprocessingml/2006/main" xmlns:w14="http://schemas.microsoft.com/office/word/2010/wordml" xmlns:w15="http://schemas.microsoft.com/office/word/2012/wordml" xmlns:w16cex="http://schemas.microsoft.com/office/word/2018/wordml/cex" xmlns:w16cid="http://schemas.microsoft.com/office/word/2016/wordml/cid" xmlns:w16="http://schemas.microsoft.com/office/word/2018/wordml" xmlns:w16du="http://schemas.microsoft.com/office/word/2023/wordml/word16du" xmlns:w16sdtdh="http://schemas.microsoft.com/office/word/2020/wordml/sdtdatahash" xmlns:w16sdtfl="http://schemas.microsoft.com/office/word/2024/wordml/sdtformatlock" xmlns:w16se="http://schemas.microsoft.com/office/word/2015/wordml/symex" xmlns:wpg="http://schemas.microsoft.com/office/word/2010/wordprocessingGroup" xmlns:wpi="http://schemas.microsoft.com/office/word/2010/wordprocessingInk" xmlns:wne="http://schemas.microsoft.com/office/word/2006/wordml" xmlns:wps="http://schemas.microsoft.com/office/word/2010/wordprocessingShape" mc:Ignorable="w14 w15 w16se w16cid w16 w16cex w16sdtdh w16sdtfl w16du wp14">
   <w:body>
     <w:p>
       <w:pPr>
@@ -12,125 +12,6 @@
           <w:sz w:val="28"/>
         </w:rPr>
       </w:pPr>
-      <w:r>
-        <w:rPr>
-          <w:rFonts w:ascii="Times New Roman" w:hAnsi="Times New Roman" w:cs="Times New Roman"/>
-          <w:noProof/>
-          <w:sz w:val="24"/>
-          <w:szCs w:val="24"/>
-        </w:rPr>
-        <mc:AlternateContent>
-          <mc:Choice Requires="wps">
-            <w:drawing>
-              <wp:anchor distT="0" distB="0" distL="114300" distR="114300" simplePos="0" relativeHeight="251661312" behindDoc="0" locked="0" layoutInCell="1" allowOverlap="1">
-                <wp:simplePos x="0" y="0"/>
-                <wp:positionH relativeFrom="column">
-                  <wp:posOffset>5314950</wp:posOffset>
-                </wp:positionH>
-                <wp:positionV relativeFrom="paragraph">
-                  <wp:posOffset>-676275</wp:posOffset>
-                </wp:positionV>
-                <wp:extent cx="1019175" cy="885825"/>
-                <wp:effectExtent l="0" t="0" r="28575" b="28575"/>
-                <wp:wrapNone/>
-                <wp:docPr id="5" name="Decagon 5"/>
-                <wp:cNvGraphicFramePr/>
-                <a:graphic xmlns:a="http://schemas.openxmlformats.org/drawingml/2006/main">
-                  <a:graphicData uri="http://schemas.microsoft.com/office/word/2010/wordprocessingShape">
-                    <wps:wsp>
-                      <wps:cNvSpPr/>
-                      <wps:spPr>
-                        <a:xfrm>
-                          <a:off x="0" y="0"/>
-                          <a:ext cx="1019175" cy="885825"/>
-                        </a:xfrm>
-                        <a:prstGeom prst="decagon">
-                          <a:avLst/>
-                        </a:prstGeom>
-                      </wps:spPr>
-                      <wps:style>
-                        <a:lnRef idx="2">
-                          <a:schemeClr val="dk1"/>
-                        </a:lnRef>
-                        <a:fillRef idx="1">
-                          <a:schemeClr val="lt1"/>
-                        </a:fillRef>
-                        <a:effectRef idx="0">
-                          <a:schemeClr val="dk1"/>
-                        </a:effectRef>
-                        <a:fontRef idx="minor">
-                          <a:schemeClr val="dk1"/>
-                        </a:fontRef>
-                      </wps:style>
-                      <wps:txbx>
-                        <w:txbxContent>
-                          <w:p>
-                            <w:pPr>
-                              <w:jc w:val="center"/>
-                              <w:rPr>
-                                <w:b/>
-                                <w:sz w:val="68"/>
-                              </w:rPr>
-                            </w:pPr>
-                            <w:r>
-                              <w:rPr>
-                                <w:b/>
-                                <w:sz w:val="68"/>
-                              </w:rPr>
-                              <w:t>07</w:t>
-                            </w:r>
-                          </w:p>
-                        </w:txbxContent>
-                      </wps:txbx>
-                      <wps:bodyPr rot="0" spcFirstLastPara="0" vertOverflow="overflow" horzOverflow="overflow" vert="horz" wrap="square" lIns="91440" tIns="45720" rIns="91440" bIns="45720" numCol="1" spcCol="0" rtlCol="0" fromWordArt="0" anchor="ctr" anchorCtr="0" forceAA="0" compatLnSpc="1">
-                        <a:prstTxWarp prst="textNoShape">
-                          <a:avLst/>
-                        </a:prstTxWarp>
-                        <a:noAutofit/>
-                      </wps:bodyPr>
-                    </wps:wsp>
-                  </a:graphicData>
-                </a:graphic>
-                <wp14:sizeRelH relativeFrom="margin">
-                  <wp14:pctWidth>0</wp14:pctWidth>
-                </wp14:sizeRelH>
-                <wp14:sizeRelV relativeFrom="margin">
-                  <wp14:pctHeight>0</wp14:pctHeight>
-                </wp14:sizeRelV>
-              </wp:anchor>
-            </w:drawing>
-          </mc:Choice>
-          <mc:Fallback>
-            <w:pict>
-              <v:shape id="Decagon 5" o:spid="_x0000_s1026" style="position:absolute;left:0;text-align:left;margin-left:418.5pt;margin-top:-53.25pt;width:80.25pt;height:69.75pt;z-index:251661312;visibility:visible;mso-wrap-style:square;mso-width-percent:0;mso-height-percent:0;mso-wrap-distance-left:9pt;mso-wrap-distance-top:0;mso-wrap-distance-right:9pt;mso-wrap-distance-bottom:0;mso-position-horizontal:absolute;mso-position-horizontal-relative:text;mso-position-vertical:absolute;mso-position-vertical-relative:text;mso-width-percent:0;mso-height-percent:0;mso-width-relative:margin;mso-height-relative:margin;v-text-anchor:middle" coordsize="1019175,885825" o:spt="100" o:gfxdata="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" adj="-11796480,,5400" path="m,442913l97323,169178,352116,1r314943,l921852,169178r97323,273735l921852,716647,667059,885824r-314943,l97323,716647,,442913xe" fillcolor="white [3201]" strokecolor="black [3200]" strokeweight="2pt">
-                <v:stroke joinstyle="miter"/>
-                <v:formulas/>
-                <v:path arrowok="t" o:connecttype="custom" o:connectlocs="0,442913;97323,169178;352116,1;667059,1;921852,169178;1019175,442913;921852,716647;667059,885824;352116,885824;97323,716647;0,442913" o:connectangles="0,0,0,0,0,0,0,0,0,0,0" textboxrect="0,0,1019175,885825"/>
-                <v:textbox>
-                  <w:txbxContent>
-                    <w:p>
-                      <w:pPr>
-                        <w:jc w:val="center"/>
-                        <w:rPr>
-                          <w:b/>
-                          <w:sz w:val="68"/>
-                        </w:rPr>
-                      </w:pPr>
-                      <w:r>
-                        <w:rPr>
-                          <w:b/>
-                          <w:sz w:val="68"/>
-                        </w:rPr>
-                        <w:t>07</w:t>
-                      </w:r>
-                    </w:p>
-                  </w:txbxContent>
-                </v:textbox>
-              </v:shape>
-            </w:pict>
-          </mc:Fallback>
-        </mc:AlternateContent>
-      </w:r>
       <w:r>
         <w:rPr>
           <w:rFonts w:ascii="Times New Roman" w:hAnsi="Times New Roman"/>
@@ -312,8 +193,6 @@
         </w:rPr>
         <w:t>THÔNG BÁO</w:t>
       </w:r>
-      <w:bookmarkStart w:id="0" w:name="_GoBack"/>
-      <w:bookmarkEnd w:id="0"/>
     </w:p>
     <w:p>
       <w:pPr>
@@ -367,22 +246,58 @@
           <w:rFonts w:ascii="Times New Roman" w:hAnsi="Times New Roman"/>
           <w:sz w:val="28"/>
         </w:rPr>
-        <w:t xml:space="preserve">i: Ông(Bà) </w:t>
+        <w:t xml:space="preserve">i: </w:t>
+      </w:r>
+      <w:r>
+        <w:rPr>
+          <w:rFonts w:ascii="Times New Roman" w:hAnsi="Times New Roman"/>
+          <w:sz w:val="28"/>
+        </w:rPr>
+        <w:t>(</w:t>
+      </w:r>
+      <w:r>
+        <w:rPr>
+          <w:rFonts w:ascii="Times New Roman" w:hAnsi="Times New Roman"/>
+          <w:sz w:val="28"/>
+        </w:rPr>
+        <w:t>Ông</w:t>
+      </w:r>
+      <w:r>
+        <w:rPr>
+          <w:rFonts w:ascii="Times New Roman" w:hAnsi="Times New Roman"/>
+          <w:sz w:val="28"/>
+        </w:rPr>
+        <w:t>/</w:t>
+      </w:r>
+      <w:r>
+        <w:rPr>
+          <w:rFonts w:ascii="Times New Roman" w:hAnsi="Times New Roman"/>
+          <w:sz w:val="28"/>
+        </w:rPr>
+        <w:t>Bà)</w:t>
+      </w:r>
+      <w:r>
+        <w:rPr>
+          <w:rFonts w:ascii="Times New Roman" w:hAnsi="Times New Roman"/>
+          <w:sz w:val="28"/>
+        </w:rPr>
+        <w:t xml:space="preserve">: </w:t>
       </w:r>
       <w:r>
         <w:rPr>
           <w:rFonts w:ascii="Times New Roman" w:hAnsi="Times New Roman"/>
           <w:b/>
-          <w:sz w:val="28"/>
-        </w:rPr>
-        <w:t>{{nguoiNTB}}</w:t>
-      </w:r>
-      <w:r>
-        <w:rPr>
-          <w:rFonts w:ascii="Times New Roman" w:hAnsi="Times New Roman"/>
-          <w:sz w:val="28"/>
-        </w:rPr>
-        <w:t xml:space="preserve">     </w:t>
+          <w:bCs/>
+          <w:sz w:val="28"/>
+        </w:rPr>
+        <w:t>{{ndtbdtb}}</w:t>
+      </w:r>
+      <w:r>
+        <w:rPr>
+          <w:rFonts w:ascii="Times New Roman" w:hAnsi="Times New Roman"/>
+          <w:sz w:val="28"/>
+        </w:rPr>
+        <w:t xml:space="preserve">    </w:t>
       </w:r>
     </w:p>
     <w:p>
@@ -436,18 +351,258 @@
     </w:p>
     <w:p>
       <w:pPr>
-        <w:spacing w:after="0" w:line="240" w:lineRule="auto"/>
-        <w:rPr>
-          <w:rFonts w:ascii="Times New Roman" w:hAnsi="Times New Roman"/>
-          <w:sz w:val="28"/>
-        </w:rPr>
-      </w:pPr>
-      <w:r>
-        <w:rPr>
-          <w:rFonts w:ascii="Times New Roman" w:hAnsi="Times New Roman"/>
-          <w:sz w:val="28"/>
-        </w:rPr>
-        <w:t>{{taiSanBlockThongBao}}</w:t>
+        <w:spacing w:after="0" w:line="269" w:lineRule="auto"/>
+        <w:ind w:firstLine="567"/>
+        <w:rPr>
+          <w:rFonts w:ascii="Times New Roman" w:eastAsia="Times New Roman" w:hAnsi="Times New Roman" w:cs="Times New Roman"/>
+          <w:sz w:val="28"/>
+          <w:szCs w:val="28"/>
+        </w:rPr>
+      </w:pPr>
+      <w:r>
+        <w:rPr>
+          <w:rFonts w:ascii="Times New Roman" w:eastAsia="Times New Roman" w:hAnsi="Times New Roman" w:cs="Times New Roman"/>
+          <w:sz w:val="28"/>
+          <w:szCs w:val="28"/>
+        </w:rPr>
+        <w:t>Quyền sử dụng đất trên số thửa</w:t>
+      </w:r>
+      <w:r>
+        <w:rPr>
+          <w:rFonts w:ascii="Times New Roman" w:eastAsia="Times New Roman" w:hAnsi="Times New Roman" w:cs="Times New Roman"/>
+          <w:sz w:val="28"/>
+          <w:szCs w:val="28"/>
+        </w:rPr>
+        <w:t>: {{std}}; tờ bản đồ: {{sbd}}.</w:t>
+      </w:r>
+    </w:p>
+    <w:p>
+      <w:pPr>
+        <w:spacing w:after="0" w:line="269" w:lineRule="auto"/>
+        <w:ind w:firstLine="567"/>
+        <w:rPr>
+          <w:rFonts w:ascii="Times New Roman" w:eastAsia="Times New Roman" w:hAnsi="Times New Roman" w:cs="Times New Roman"/>
+          <w:sz w:val="28"/>
+          <w:szCs w:val="28"/>
+        </w:rPr>
+      </w:pPr>
+      <w:r>
+        <w:rPr>
+          <w:rFonts w:ascii="Times New Roman" w:eastAsia="Times New Roman" w:hAnsi="Times New Roman" w:cs="Times New Roman"/>
+          <w:sz w:val="28"/>
+          <w:szCs w:val="28"/>
+        </w:rPr>
+        <w:t>Diện tích: {{dt}} m</w:t>
+      </w:r>
+      <w:r>
+        <w:rPr>
+          <w:rFonts w:ascii="Times New Roman" w:eastAsia="Times New Roman" w:hAnsi="Times New Roman" w:cs="Times New Roman"/>
+          <w:sz w:val="28"/>
+          <w:szCs w:val="28"/>
+          <w:vertAlign w:val="superscript"/>
+        </w:rPr>
+        <w:t>2</w:t>
+      </w:r>
+      <w:r>
+        <w:rPr>
+          <w:rFonts w:ascii="Times New Roman" w:eastAsia="Times New Roman" w:hAnsi="Times New Roman" w:cs="Times New Roman"/>
+          <w:sz w:val="28"/>
+          <w:szCs w:val="28"/>
+        </w:rPr>
+        <w:t xml:space="preserve"> (</w:t>
+      </w:r>
+      <w:r>
+        <w:rPr>
+          <w:rFonts w:ascii="Times New Roman" w:eastAsia="Times New Roman" w:hAnsi="Times New Roman" w:cs="Times New Roman"/>
+          <w:i/>
+          <w:sz w:val="28"/>
+          <w:szCs w:val="28"/>
+        </w:rPr>
+        <w:t>Bằng chữ: {{dtc}} mét vuông</w:t>
+      </w:r>
+      <w:r>
+        <w:rPr>
+          <w:rFonts w:ascii="Times New Roman" w:eastAsia="Times New Roman" w:hAnsi="Times New Roman" w:cs="Times New Roman"/>
+          <w:sz w:val="28"/>
+          <w:szCs w:val="28"/>
+        </w:rPr>
+        <w:t>).</w:t>
+      </w:r>
+    </w:p>
+    <w:p>
+      <w:pPr>
+        <w:spacing w:after="0" w:line="269" w:lineRule="auto"/>
+        <w:ind w:firstLine="567"/>
+        <w:rPr>
+          <w:rFonts w:ascii="Times New Roman" w:eastAsia="Times New Roman" w:hAnsi="Times New Roman" w:cs="Times New Roman"/>
+          <w:sz w:val="28"/>
+          <w:szCs w:val="28"/>
+        </w:rPr>
+      </w:pPr>
+      <w:r>
+        <w:rPr>
+          <w:rFonts w:ascii="Times New Roman" w:eastAsia="Times New Roman" w:hAnsi="Times New Roman" w:cs="Times New Roman"/>
+          <w:sz w:val="28"/>
+          <w:szCs w:val="28"/>
+        </w:rPr>
+        <w:t>{{htsd}}.</w:t>
+      </w:r>
+    </w:p>
+    <w:p>
+      <w:pPr>
+        <w:spacing w:after="0" w:line="269" w:lineRule="auto"/>
+        <w:ind w:firstLine="567"/>
+        <w:rPr>
+          <w:rFonts w:ascii="Times New Roman" w:eastAsia="Times New Roman" w:hAnsi="Times New Roman" w:cs="Times New Roman"/>
+          <w:sz w:val="28"/>
+          <w:szCs w:val="28"/>
+        </w:rPr>
+      </w:pPr>
+      <w:r>
+        <w:rPr>
+          <w:rFonts w:ascii="Times New Roman" w:eastAsia="Times New Roman" w:hAnsi="Times New Roman" w:cs="Times New Roman"/>
+          <w:sz w:val="28"/>
+          <w:szCs w:val="28"/>
+        </w:rPr>
+        <w:t>{{mdsd}}</w:t>
+      </w:r>
+    </w:p>
+    <w:p>
+      <w:pPr>
+        <w:spacing w:after="0" w:line="269" w:lineRule="auto"/>
+        <w:ind w:firstLine="567"/>
+        <w:rPr>
+          <w:rFonts w:ascii="Times New Roman" w:eastAsia="Times New Roman" w:hAnsi="Times New Roman" w:cs="Times New Roman"/>
+          <w:sz w:val="28"/>
+          <w:szCs w:val="28"/>
+        </w:rPr>
+      </w:pPr>
+      <w:r>
+        <w:rPr>
+          <w:rFonts w:ascii="Times New Roman" w:eastAsia="Times New Roman" w:hAnsi="Times New Roman" w:cs="Times New Roman"/>
+          <w:sz w:val="28"/>
+          <w:szCs w:val="28"/>
+        </w:rPr>
+        <w:t xml:space="preserve">Thời hạn sử dụng đất: {{thsd}}; </w:t>
+      </w:r>
+    </w:p>
+    <w:p>
+      <w:pPr>
+        <w:spacing w:after="0" w:line="269" w:lineRule="auto"/>
+        <w:ind w:firstLine="567"/>
+        <w:rPr>
+          <w:rFonts w:ascii="Times New Roman" w:eastAsia="Times New Roman" w:hAnsi="Times New Roman" w:cs="Times New Roman"/>
+          <w:sz w:val="28"/>
+          <w:szCs w:val="28"/>
+        </w:rPr>
+      </w:pPr>
+      <w:r>
+        <w:rPr>
+          <w:rFonts w:ascii="Times New Roman" w:eastAsia="Times New Roman" w:hAnsi="Times New Roman" w:cs="Times New Roman"/>
+          <w:sz w:val="28"/>
+          <w:szCs w:val="28"/>
+        </w:rPr>
+        <w:t>{{loaiDat}}</w:t>
+      </w:r>
+    </w:p>
+    <w:p>
+      <w:pPr>
+        <w:spacing w:after="0" w:line="269" w:lineRule="auto"/>
+        <w:ind w:firstLine="567"/>
+        <w:rPr>
+          <w:rFonts w:ascii="Times New Roman" w:eastAsia="Times New Roman" w:hAnsi="Times New Roman" w:cs="Times New Roman"/>
+          <w:sz w:val="28"/>
+          <w:szCs w:val="28"/>
+        </w:rPr>
+      </w:pPr>
+      <w:r>
+        <w:rPr>
+          <w:rFonts w:ascii="Times New Roman" w:eastAsia="Times New Roman" w:hAnsi="Times New Roman" w:cs="Times New Roman"/>
+          <w:sz w:val="28"/>
+          <w:szCs w:val="28"/>
+        </w:rPr>
+        <w:t>{{ngsd}}</w:t>
+      </w:r>
+    </w:p>
+    <w:p>
+      <w:pPr>
+        <w:spacing w:after="0" w:line="269" w:lineRule="auto"/>
+        <w:ind w:firstLine="567"/>
+        <w:rPr>
+          <w:rFonts w:ascii="Times New Roman" w:eastAsia="Times New Roman" w:hAnsi="Times New Roman" w:cs="Times New Roman"/>
+          <w:sz w:val="28"/>
+          <w:szCs w:val="28"/>
+        </w:rPr>
+      </w:pPr>
+      <w:r>
+        <w:rPr>
+          <w:rFonts w:ascii="Times New Roman" w:eastAsia="Times New Roman" w:hAnsi="Times New Roman" w:cs="Times New Roman"/>
+          <w:sz w:val="28"/>
+          <w:szCs w:val="28"/>
+        </w:rPr>
+        <w:t>{{gc}}</w:t>
+      </w:r>
+    </w:p>
+    <w:p>
+      <w:pPr>
+        <w:spacing w:after="0" w:line="269" w:lineRule="auto"/>
+        <w:ind w:firstLine="567"/>
+        <w:rPr>
+          <w:rFonts w:ascii="Times New Roman" w:eastAsia="Times New Roman" w:hAnsi="Times New Roman" w:cs="Times New Roman"/>
+          <w:sz w:val="28"/>
+          <w:szCs w:val="28"/>
+        </w:rPr>
+      </w:pPr>
+      <w:r>
+        <w:rPr>
+          <w:rFonts w:ascii="Times New Roman" w:eastAsia="Times New Roman" w:hAnsi="Times New Roman" w:cs="Times New Roman"/>
+          <w:sz w:val="28"/>
+          <w:szCs w:val="28"/>
+        </w:rPr>
+        <w:t>Thuộc quyền sở hữu của (Ông/</w:t>
+      </w:r>
+      <w:r>
+        <w:rPr>
+          <w:rFonts w:ascii="Times New Roman" w:eastAsia="Times New Roman" w:hAnsi="Times New Roman" w:cs="Times New Roman"/>
+          <w:sz w:val="28"/>
+          <w:szCs w:val="28"/>
+        </w:rPr>
+        <w:t>B</w:t>
+      </w:r>
+      <w:r>
+        <w:rPr>
+          <w:rFonts w:ascii="Times New Roman" w:eastAsia="Times New Roman" w:hAnsi="Times New Roman" w:cs="Times New Roman"/>
+          <w:sz w:val="28"/>
+          <w:szCs w:val="28"/>
+        </w:rPr>
+        <w:t xml:space="preserve">à): </w:t>
+      </w:r>
+      <w:r>
+        <w:rPr>
+          <w:rFonts w:ascii="Times New Roman" w:eastAsia="Times New Roman" w:hAnsi="Times New Roman" w:cs="Times New Roman"/>
+          <w:sz w:val="28"/>
+          <w:szCs w:val="28"/>
+        </w:rPr>
+        <w:t>{{ndtbdtb}}</w:t>
+      </w:r>
+    </w:p>
+    <w:p>
+      <w:pPr>
+        <w:spacing w:after="0" w:line="269" w:lineRule="auto"/>
+        <w:ind w:firstLine="567"/>
+        <w:rPr>
+          <w:rFonts w:ascii="Times New Roman" w:eastAsia="Times New Roman" w:hAnsi="Times New Roman" w:cs="Times New Roman"/>
+          <w:sz w:val="28"/>
+          <w:szCs w:val="28"/>
+        </w:rPr>
+      </w:pPr>
+      <w:r>
+        <w:rPr>
+          <w:rFonts w:ascii="Times New Roman" w:eastAsia="Times New Roman" w:hAnsi="Times New Roman" w:cs="Times New Roman"/>
+          <w:sz w:val="28"/>
+          <w:szCs w:val="28"/>
+        </w:rPr>
+        <w:t>Địa chỉ thửa đất: {{dctd}}.</w:t>
       </w:r>
     </w:p>
     <w:p>
@@ -470,16 +625,74 @@
       <w:pPr>
         <w:spacing w:after="0" w:line="240" w:lineRule="auto"/>
         <w:rPr>
-          <w:rFonts w:ascii="Times New Roman" w:hAnsi="Times New Roman"/>
-          <w:sz w:val="28"/>
-        </w:rPr>
-      </w:pPr>
-      <w:r>
-        <w:rPr>
-          <w:rFonts w:ascii="Times New Roman" w:hAnsi="Times New Roman"/>
-          <w:sz w:val="28"/>
-        </w:rPr>
-        <w:t>{{giayChungNhanBlock}}</w:t>
+          <w:rFonts w:ascii="Times New Roman" w:eastAsia="Times New Roman" w:hAnsi="Times New Roman" w:cs="Times New Roman"/>
+          <w:sz w:val="26"/>
+          <w:szCs w:val="26"/>
+        </w:rPr>
+      </w:pPr>
+      <w:r>
+        <w:rPr>
+          <w:rFonts w:ascii="Times New Roman" w:eastAsia="Times New Roman" w:hAnsi="Times New Roman" w:cs="Times New Roman"/>
+          <w:sz w:val="26"/>
+          <w:szCs w:val="26"/>
+        </w:rPr>
+        <w:t>{{ndnb}}</w:t>
+      </w:r>
+      <w:r>
+        <w:rPr>
+          <w:rFonts w:ascii="Times New Roman" w:eastAsia="Times New Roman" w:hAnsi="Times New Roman" w:cs="Times New Roman"/>
+          <w:sz w:val="26"/>
+          <w:szCs w:val="26"/>
+        </w:rPr>
+        <w:t xml:space="preserve"> số </w:t>
+      </w:r>
+      <w:r>
+        <w:rPr>
+          <w:rFonts w:ascii="Times New Roman" w:eastAsia="Times New Roman" w:hAnsi="Times New Roman" w:cs="Times New Roman"/>
+          <w:sz w:val="26"/>
+          <w:szCs w:val="26"/>
+        </w:rPr>
+        <w:t>{{seri}}</w:t>
+      </w:r>
+      <w:r>
+        <w:rPr>
+          <w:rFonts w:ascii="Times New Roman" w:eastAsia="Times New Roman" w:hAnsi="Times New Roman" w:cs="Times New Roman"/>
+          <w:sz w:val="26"/>
+          <w:szCs w:val="26"/>
+        </w:rPr>
+        <w:t xml:space="preserve"> do </w:t>
+      </w:r>
+      <w:r>
+        <w:rPr>
+          <w:rFonts w:ascii="Times New Roman" w:eastAsia="Times New Roman" w:hAnsi="Times New Roman" w:cs="Times New Roman"/>
+          <w:sz w:val="26"/>
+          <w:szCs w:val="26"/>
+        </w:rPr>
+        <w:t xml:space="preserve">{{nc}} </w:t>
+      </w:r>
+      <w:r>
+        <w:rPr>
+          <w:rFonts w:ascii="Times New Roman" w:eastAsia="Times New Roman" w:hAnsi="Times New Roman" w:cs="Times New Roman"/>
+          <w:sz w:val="26"/>
+          <w:szCs w:val="26"/>
+        </w:rPr>
+        <w:t xml:space="preserve">cấp ngày </w:t>
+      </w:r>
+      <w:r>
+        <w:rPr>
+          <w:rFonts w:ascii="Times New Roman" w:eastAsia="Times New Roman" w:hAnsi="Times New Roman" w:cs="Times New Roman"/>
+          <w:sz w:val="26"/>
+          <w:szCs w:val="26"/>
+        </w:rPr>
+        <w:t>{{ngc}}</w:t>
+      </w:r>
+      <w:r>
+        <w:rPr>
+          <w:rFonts w:ascii="Times New Roman" w:eastAsia="Times New Roman" w:hAnsi="Times New Roman" w:cs="Times New Roman"/>
+          <w:sz w:val="26"/>
+          <w:szCs w:val="26"/>
+        </w:rPr>
+        <w:t>.</w:t>
       </w:r>
     </w:p>
     <w:p>
@@ -511,7 +724,7 @@
           <w:rFonts w:ascii="Times New Roman" w:hAnsi="Times New Roman"/>
           <w:sz w:val="28"/>
         </w:rPr>
-        <w:t>{{nhaOCoDinhShort}}</w:t>
+        <w:t>{{nhaOCoDinhTB}}.</w:t>
       </w:r>
     </w:p>
     <w:p>
@@ -601,7 +814,7 @@
           <w:rFonts w:ascii="Times New Roman" w:hAnsi="Times New Roman"/>
           <w:sz w:val="28"/>
         </w:rPr>
-        <w:t xml:space="preserve">     </w:t>
+        <w:t xml:space="preserve"> </w:t>
       </w:r>
       <w:r>
         <w:rPr>
@@ -673,7 +886,7 @@
 </file>
 
 <file path=word/endnotes.xml><?xml version="1.0" encoding="utf-8"?>
-<w:endnotes xmlns:wpc="http://schemas.microsoft.com/office/word/2010/wordprocessingCanvas" xmlns:cx="http://schemas.microsoft.com/office/drawing/2014/chartex" xmlns:mc="http://schemas.openxmlformats.org/markup-compatibility/2006" xmlns:o="urn:schemas-microsoft-com:office:office" xmlns:r="http://schemas.openxmlformats.org/officeDocument/2006/relationships" xmlns:m="http://schemas.openxmlformats.org/officeDocument/2006/math" xmlns:v="urn:schemas-microsoft-com:vml" xmlns:wp14="http://schemas.microsoft.com/office/word/2010/wordprocessingDrawing" xmlns:wp="http://schemas.openxmlformats.org/drawingml/2006/wordprocessingDrawing" xmlns:w10="urn:schemas-microsoft-com:office:word" xmlns:w="http://schemas.openxmlformats.org/wordprocessingml/2006/main" xmlns:w14="http://schemas.microsoft.com/office/word/2010/wordml" xmlns:w15="http://schemas.microsoft.com/office/word/2012/wordml" xmlns:w16se="http://schemas.microsoft.com/office/word/2015/wordml/symex" xmlns:wpg="http://schemas.microsoft.com/office/word/2010/wordprocessingGroup" xmlns:wpi="http://schemas.microsoft.com/office/word/2010/wordprocessingInk" xmlns:wne="http://schemas.microsoft.com/office/word/2006/wordml" xmlns:wps="http://schemas.microsoft.com/office/word/2010/wordprocessingShape" mc:Ignorable="w14 w15 w16se wp14">
+<w:endnotes xmlns:wpc="http://schemas.microsoft.com/office/word/2010/wordprocessingCanvas" xmlns:cx="http://schemas.microsoft.com/office/drawing/2014/chartex" xmlns:cx1="http://schemas.microsoft.com/office/drawing/2015/9/8/chartex" xmlns:cx2="http://schemas.microsoft.com/office/drawing/2015/10/21/chartex" xmlns:cx3="http://schemas.microsoft.com/office/drawing/2016/5/9/chartex" xmlns:cx4="http://schemas.microsoft.com/office/drawing/2016/5/10/chartex" xmlns:cx5="http://schemas.microsoft.com/office/drawing/2016/5/11/chartex" xmlns:cx6="http://schemas.microsoft.com/office/drawing/2016/5/12/chartex" xmlns:cx7="http://schemas.microsoft.com/office/drawing/2016/5/13/chartex" xmlns:cx8="http://schemas.microsoft.com/office/drawing/2016/5/14/chartex" xmlns:mc="http://schemas.openxmlformats.org/markup-compatibility/2006" xmlns:aink="http://schemas.microsoft.com/office/drawing/2016/ink" xmlns:am3d="http://schemas.microsoft.com/office/drawing/2017/model3d" xmlns:o="urn:schemas-microsoft-com:office:office" xmlns:oel="http://schemas.microsoft.com/office/2019/extlst" xmlns:r="http://schemas.openxmlformats.org/officeDocument/2006/relationships" xmlns:m="http://schemas.openxmlformats.org/officeDocument/2006/math" xmlns:v="urn:schemas-microsoft-com:vml" xmlns:wp14="http://schemas.microsoft.com/office/word/2010/wordprocessingDrawing" xmlns:wp="http://schemas.openxmlformats.org/drawingml/2006/wordprocessingDrawing" xmlns:w10="urn:schemas-microsoft-com:office:word" xmlns:w="http://schemas.openxmlformats.org/wordprocessingml/2006/main" xmlns:w14="http://schemas.microsoft.com/office/word/2010/wordml" xmlns:w15="http://schemas.microsoft.com/office/word/2012/wordml" xmlns:w16cex="http://schemas.microsoft.com/office/word/2018/wordml/cex" xmlns:w16cid="http://schemas.microsoft.com/office/word/2016/wordml/cid" xmlns:w16="http://schemas.microsoft.com/office/word/2018/wordml" xmlns:w16du="http://schemas.microsoft.com/office/word/2023/wordml/word16du" xmlns:w16sdtdh="http://schemas.microsoft.com/office/word/2020/wordml/sdtdatahash" xmlns:w16sdtfl="http://schemas.microsoft.com/office/word/2024/wordml/sdtformatlock" xmlns:w16se="http://schemas.microsoft.com/office/word/2015/wordml/symex" xmlns:wpg="http://schemas.microsoft.com/office/word/2010/wordprocessingGroup" xmlns:wpi="http://schemas.microsoft.com/office/word/2010/wordprocessingInk" xmlns:wne="http://schemas.microsoft.com/office/word/2006/wordml" xmlns:wps="http://schemas.microsoft.com/office/word/2010/wordprocessingShape" mc:Ignorable="w14 w15 w16se w16cid w16 w16cex w16sdtdh w16sdtfl w16du wp14">
   <w:endnote w:type="separator" w:id="-1">
     <w:p>
       <w:pPr>
@@ -698,7 +911,7 @@
 </file>
 
 <file path=word/footer1.xml><?xml version="1.0" encoding="utf-8"?>
-<w:ftr xmlns:wpc="http://schemas.microsoft.com/office/word/2010/wordprocessingCanvas" xmlns:cx="http://schemas.microsoft.com/office/drawing/2014/chartex" xmlns:mc="http://schemas.openxmlformats.org/markup-compatibility/2006" xmlns:o="urn:schemas-microsoft-com:office:office" xmlns:r="http://schemas.openxmlformats.org/officeDocument/2006/relationships" xmlns:m="http://schemas.openxmlformats.org/officeDocument/2006/math" xmlns:v="urn:schemas-microsoft-com:vml" xmlns:wp14="http://schemas.microsoft.com/office/word/2010/wordprocessingDrawing" xmlns:wp="http://schemas.openxmlformats.org/drawingml/2006/wordprocessingDrawing" xmlns:w10="urn:schemas-microsoft-com:office:word" xmlns:w="http://schemas.openxmlformats.org/wordprocessingml/2006/main" xmlns:w14="http://schemas.microsoft.com/office/word/2010/wordml" xmlns:w15="http://schemas.microsoft.com/office/word/2012/wordml" xmlns:w16se="http://schemas.microsoft.com/office/word/2015/wordml/symex" xmlns:wpg="http://schemas.microsoft.com/office/word/2010/wordprocessingGroup" xmlns:wpi="http://schemas.microsoft.com/office/word/2010/wordprocessingInk" xmlns:wne="http://schemas.microsoft.com/office/word/2006/wordml" xmlns:wps="http://schemas.microsoft.com/office/word/2010/wordprocessingShape" mc:Ignorable="w14 w15 w16se wp14">
+<w:ftr xmlns:wpc="http://schemas.microsoft.com/office/word/2010/wordprocessingCanvas" xmlns:cx="http://schemas.microsoft.com/office/drawing/2014/chartex" xmlns:cx1="http://schemas.microsoft.com/office/drawing/2015/9/8/chartex" xmlns:cx2="http://schemas.microsoft.com/office/drawing/2015/10/21/chartex" xmlns:cx3="http://schemas.microsoft.com/office/drawing/2016/5/9/chartex" xmlns:cx4="http://schemas.microsoft.com/office/drawing/2016/5/10/chartex" xmlns:cx5="http://schemas.microsoft.com/office/drawing/2016/5/11/chartex" xmlns:cx6="http://schemas.microsoft.com/office/drawing/2016/5/12/chartex" xmlns:cx7="http://schemas.microsoft.com/office/drawing/2016/5/13/chartex" xmlns:cx8="http://schemas.microsoft.com/office/drawing/2016/5/14/chartex" xmlns:mc="http://schemas.openxmlformats.org/markup-compatibility/2006" xmlns:aink="http://schemas.microsoft.com/office/drawing/2016/ink" xmlns:am3d="http://schemas.microsoft.com/office/drawing/2017/model3d" xmlns:o="urn:schemas-microsoft-com:office:office" xmlns:oel="http://schemas.microsoft.com/office/2019/extlst" xmlns:r="http://schemas.openxmlformats.org/officeDocument/2006/relationships" xmlns:m="http://schemas.openxmlformats.org/officeDocument/2006/math" xmlns:v="urn:schemas-microsoft-com:vml" xmlns:wp14="http://schemas.microsoft.com/office/word/2010/wordprocessingDrawing" xmlns:wp="http://schemas.openxmlformats.org/drawingml/2006/wordprocessingDrawing" xmlns:w10="urn:schemas-microsoft-com:office:word" xmlns:w="http://schemas.openxmlformats.org/wordprocessingml/2006/main" xmlns:w14="http://schemas.microsoft.com/office/word/2010/wordml" xmlns:w15="http://schemas.microsoft.com/office/word/2012/wordml" xmlns:w16cex="http://schemas.microsoft.com/office/word/2018/wordml/cex" xmlns:w16cid="http://schemas.microsoft.com/office/word/2016/wordml/cid" xmlns:w16="http://schemas.microsoft.com/office/word/2018/wordml" xmlns:w16du="http://schemas.microsoft.com/office/word/2023/wordml/word16du" xmlns:w16sdtdh="http://schemas.microsoft.com/office/word/2020/wordml/sdtdatahash" xmlns:w16sdtfl="http://schemas.microsoft.com/office/word/2024/wordml/sdtformatlock" xmlns:w16se="http://schemas.microsoft.com/office/word/2015/wordml/symex" xmlns:wpg="http://schemas.microsoft.com/office/word/2010/wordprocessingGroup" xmlns:wpi="http://schemas.microsoft.com/office/word/2010/wordprocessingInk" xmlns:wne="http://schemas.microsoft.com/office/word/2006/wordml" xmlns:wps="http://schemas.microsoft.com/office/word/2010/wordprocessingShape" mc:Ignorable="w14 w15 w16se w16cid w16 w16cex w16sdtdh w16sdtfl w16du wp14">
   <w:p>
     <w:pPr>
       <w:pStyle w:val="Footer"/>
@@ -726,7 +939,7 @@
 </file>
 
 <file path=word/footnotes.xml><?xml version="1.0" encoding="utf-8"?>
-<w:footnotes xmlns:wpc="http://schemas.microsoft.com/office/word/2010/wordprocessingCanvas" xmlns:cx="http://schemas.microsoft.com/office/drawing/2014/chartex" xmlns:mc="http://schemas.openxmlformats.org/markup-compatibility/2006" xmlns:o="urn:schemas-microsoft-com:office:office" xmlns:r="http://schemas.openxmlformats.org/officeDocument/2006/relationships" xmlns:m="http://schemas.openxmlformats.org/officeDocument/2006/math" xmlns:v="urn:schemas-microsoft-com:vml" xmlns:wp14="http://schemas.microsoft.com/office/word/2010/wordprocessingDrawing" xmlns:wp="http://schemas.openxmlformats.org/drawingml/2006/wordprocessingDrawing" xmlns:w10="urn:schemas-microsoft-com:office:word" xmlns:w="http://schemas.openxmlformats.org/wordprocessingml/2006/main" xmlns:w14="http://schemas.microsoft.com/office/word/2010/wordml" xmlns:w15="http://schemas.microsoft.com/office/word/2012/wordml" xmlns:w16se="http://schemas.microsoft.com/office/word/2015/wordml/symex" xmlns:wpg="http://schemas.microsoft.com/office/word/2010/wordprocessingGroup" xmlns:wpi="http://schemas.microsoft.com/office/word/2010/wordprocessingInk" xmlns:wne="http://schemas.microsoft.com/office/word/2006/wordml" xmlns:wps="http://schemas.microsoft.com/office/word/2010/wordprocessingShape" mc:Ignorable="w14 w15 w16se wp14">
+<w:footnotes xmlns:wpc="http://schemas.microsoft.com/office/word/2010/wordprocessingCanvas" xmlns:cx="http://schemas.microsoft.com/office/drawing/2014/chartex" xmlns:cx1="http://schemas.microsoft.com/office/drawing/2015/9/8/chartex" xmlns:cx2="http://schemas.microsoft.com/office/drawing/2015/10/21/chartex" xmlns:cx3="http://schemas.microsoft.com/office/drawing/2016/5/9/chartex" xmlns:cx4="http://schemas.microsoft.com/office/drawing/2016/5/10/chartex" xmlns:cx5="http://schemas.microsoft.com/office/drawing/2016/5/11/chartex" xmlns:cx6="http://schemas.microsoft.com/office/drawing/2016/5/12/chartex" xmlns:cx7="http://schemas.microsoft.com/office/drawing/2016/5/13/chartex" xmlns:cx8="http://schemas.microsoft.com/office/drawing/2016/5/14/chartex" xmlns:mc="http://schemas.openxmlformats.org/markup-compatibility/2006" xmlns:aink="http://schemas.microsoft.com/office/drawing/2016/ink" xmlns:am3d="http://schemas.microsoft.com/office/drawing/2017/model3d" xmlns:o="urn:schemas-microsoft-com:office:office" xmlns:oel="http://schemas.microsoft.com/office/2019/extlst" xmlns:r="http://schemas.openxmlformats.org/officeDocument/2006/relationships" xmlns:m="http://schemas.openxmlformats.org/officeDocument/2006/math" xmlns:v="urn:schemas-microsoft-com:vml" xmlns:wp14="http://schemas.microsoft.com/office/word/2010/wordprocessingDrawing" xmlns:wp="http://schemas.openxmlformats.org/drawingml/2006/wordprocessingDrawing" xmlns:w10="urn:schemas-microsoft-com:office:word" xmlns:w="http://schemas.openxmlformats.org/wordprocessingml/2006/main" xmlns:w14="http://schemas.microsoft.com/office/word/2010/wordml" xmlns:w15="http://schemas.microsoft.com/office/word/2012/wordml" xmlns:w16cex="http://schemas.microsoft.com/office/word/2018/wordml/cex" xmlns:w16cid="http://schemas.microsoft.com/office/word/2016/wordml/cid" xmlns:w16="http://schemas.microsoft.com/office/word/2018/wordml" xmlns:w16du="http://schemas.microsoft.com/office/word/2023/wordml/word16du" xmlns:w16sdtdh="http://schemas.microsoft.com/office/word/2020/wordml/sdtdatahash" xmlns:w16sdtfl="http://schemas.microsoft.com/office/word/2024/wordml/sdtformatlock" xmlns:w16se="http://schemas.microsoft.com/office/word/2015/wordml/symex" xmlns:wpg="http://schemas.microsoft.com/office/word/2010/wordprocessingGroup" xmlns:wpi="http://schemas.microsoft.com/office/word/2010/wordprocessingInk" xmlns:wne="http://schemas.microsoft.com/office/word/2006/wordml" xmlns:wps="http://schemas.microsoft.com/office/word/2010/wordprocessingShape" mc:Ignorable="w14 w15 w16se w16cid w16 w16cex w16sdtdh w16sdtfl w16du wp14">
   <w:footnote w:type="separator" w:id="-1">
     <w:p>
       <w:pPr>
@@ -751,7 +964,7 @@
 </file>
 
 <file path=word/header1.xml><?xml version="1.0" encoding="utf-8"?>
-<w:hdr xmlns:wpc="http://schemas.microsoft.com/office/word/2010/wordprocessingCanvas" xmlns:cx="http://schemas.microsoft.com/office/drawing/2014/chartex" xmlns:mc="http://schemas.openxmlformats.org/markup-compatibility/2006" xmlns:o="urn:schemas-microsoft-com:office:office" xmlns:r="http://schemas.openxmlformats.org/officeDocument/2006/relationships" xmlns:m="http://schemas.openxmlformats.org/officeDocument/2006/math" xmlns:v="urn:schemas-microsoft-com:vml" xmlns:wp14="http://schemas.microsoft.com/office/word/2010/wordprocessingDrawing" xmlns:wp="http://schemas.openxmlformats.org/drawingml/2006/wordprocessingDrawing" xmlns:w10="urn:schemas-microsoft-com:office:word" xmlns:w="http://schemas.openxmlformats.org/wordprocessingml/2006/main" xmlns:w14="http://schemas.microsoft.com/office/word/2010/wordml" xmlns:w15="http://schemas.microsoft.com/office/word/2012/wordml" xmlns:w16se="http://schemas.microsoft.com/office/word/2015/wordml/symex" xmlns:wpg="http://schemas.microsoft.com/office/word/2010/wordprocessingGroup" xmlns:wpi="http://schemas.microsoft.com/office/word/2010/wordprocessingInk" xmlns:wne="http://schemas.microsoft.com/office/word/2006/wordml" xmlns:wps="http://schemas.microsoft.com/office/word/2010/wordprocessingShape" mc:Ignorable="w14 w15 w16se wp14">
+<w:hdr xmlns:wpc="http://schemas.microsoft.com/office/word/2010/wordprocessingCanvas" xmlns:cx="http://schemas.microsoft.com/office/drawing/2014/chartex" xmlns:cx1="http://schemas.microsoft.com/office/drawing/2015/9/8/chartex" xmlns:cx2="http://schemas.microsoft.com/office/drawing/2015/10/21/chartex" xmlns:cx3="http://schemas.microsoft.com/office/drawing/2016/5/9/chartex" xmlns:cx4="http://schemas.microsoft.com/office/drawing/2016/5/10/chartex" xmlns:cx5="http://schemas.microsoft.com/office/drawing/2016/5/11/chartex" xmlns:cx6="http://schemas.microsoft.com/office/drawing/2016/5/12/chartex" xmlns:cx7="http://schemas.microsoft.com/office/drawing/2016/5/13/chartex" xmlns:cx8="http://schemas.microsoft.com/office/drawing/2016/5/14/chartex" xmlns:mc="http://schemas.openxmlformats.org/markup-compatibility/2006" xmlns:aink="http://schemas.microsoft.com/office/drawing/2016/ink" xmlns:am3d="http://schemas.microsoft.com/office/drawing/2017/model3d" xmlns:o="urn:schemas-microsoft-com:office:office" xmlns:oel="http://schemas.microsoft.com/office/2019/extlst" xmlns:r="http://schemas.openxmlformats.org/officeDocument/2006/relationships" xmlns:m="http://schemas.openxmlformats.org/officeDocument/2006/math" xmlns:v="urn:schemas-microsoft-com:vml" xmlns:wp14="http://schemas.microsoft.com/office/word/2010/wordprocessingDrawing" xmlns:wp="http://schemas.openxmlformats.org/drawingml/2006/wordprocessingDrawing" xmlns:w10="urn:schemas-microsoft-com:office:word" xmlns:w="http://schemas.openxmlformats.org/wordprocessingml/2006/main" xmlns:w14="http://schemas.microsoft.com/office/word/2010/wordml" xmlns:w15="http://schemas.microsoft.com/office/word/2012/wordml" xmlns:w16cex="http://schemas.microsoft.com/office/word/2018/wordml/cex" xmlns:w16cid="http://schemas.microsoft.com/office/word/2016/wordml/cid" xmlns:w16="http://schemas.microsoft.com/office/word/2018/wordml" xmlns:w16du="http://schemas.microsoft.com/office/word/2023/wordml/word16du" xmlns:w16sdtdh="http://schemas.microsoft.com/office/word/2020/wordml/sdtdatahash" xmlns:w16sdtfl="http://schemas.microsoft.com/office/word/2024/wordml/sdtformatlock" xmlns:w16se="http://schemas.microsoft.com/office/word/2015/wordml/symex" xmlns:wpg="http://schemas.microsoft.com/office/word/2010/wordprocessingGroup" xmlns:wpi="http://schemas.microsoft.com/office/word/2010/wordprocessingInk" xmlns:wne="http://schemas.microsoft.com/office/word/2006/wordml" xmlns:wps="http://schemas.microsoft.com/office/word/2010/wordprocessingShape" mc:Ignorable="w14 w15 w16se w16cid w16 w16cex w16sdtdh w16sdtfl w16du wp14">
   <w:p>
     <w:pPr>
       <w:pStyle w:val="Header"/>
@@ -766,7 +979,7 @@
 </file>
 
 <file path=word/numbering.xml><?xml version="1.0" encoding="utf-8"?>
-<w:numbering xmlns:wpc="http://schemas.microsoft.com/office/word/2010/wordprocessingCanvas" xmlns:cx="http://schemas.microsoft.com/office/drawing/2014/chartex" xmlns:mc="http://schemas.openxmlformats.org/markup-compatibility/2006" xmlns:o="urn:schemas-microsoft-com:office:office" xmlns:r="http://schemas.openxmlformats.org/officeDocument/2006/relationships" xmlns:m="http://schemas.openxmlformats.org/officeDocument/2006/math" xmlns:v="urn:schemas-microsoft-com:vml" xmlns:wp14="http://schemas.microsoft.com/office/word/2010/wordprocessingDrawing" xmlns:wp="http://schemas.openxmlformats.org/drawingml/2006/wordprocessingDrawing" xmlns:w10="urn:schemas-microsoft-com:office:word" xmlns:w="http://schemas.openxmlformats.org/wordprocessingml/2006/main" xmlns:w14="http://schemas.microsoft.com/office/word/2010/wordml" xmlns:w15="http://schemas.microsoft.com/office/word/2012/wordml" xmlns:w16se="http://schemas.microsoft.com/office/word/2015/wordml/symex" xmlns:wpg="http://schemas.microsoft.com/office/word/2010/wordprocessingGroup" xmlns:wpi="http://schemas.microsoft.com/office/word/2010/wordprocessingInk" xmlns:wne="http://schemas.microsoft.com/office/word/2006/wordml" xmlns:wps="http://schemas.microsoft.com/office/word/2010/wordprocessingShape" mc:Ignorable="w14 w15 w16se wp14">
+<w:numbering xmlns:wpc="http://schemas.microsoft.com/office/word/2010/wordprocessingCanvas" xmlns:cx="http://schemas.microsoft.com/office/drawing/2014/chartex" xmlns:cx1="http://schemas.microsoft.com/office/drawing/2015/9/8/chartex" xmlns:cx2="http://schemas.microsoft.com/office/drawing/2015/10/21/chartex" xmlns:cx3="http://schemas.microsoft.com/office/drawing/2016/5/9/chartex" xmlns:cx4="http://schemas.microsoft.com/office/drawing/2016/5/10/chartex" xmlns:cx5="http://schemas.microsoft.com/office/drawing/2016/5/11/chartex" xmlns:cx6="http://schemas.microsoft.com/office/drawing/2016/5/12/chartex" xmlns:cx7="http://schemas.microsoft.com/office/drawing/2016/5/13/chartex" xmlns:cx8="http://schemas.microsoft.com/office/drawing/2016/5/14/chartex" xmlns:mc="http://schemas.openxmlformats.org/markup-compatibility/2006" xmlns:aink="http://schemas.microsoft.com/office/drawing/2016/ink" xmlns:am3d="http://schemas.microsoft.com/office/drawing/2017/model3d" xmlns:o="urn:schemas-microsoft-com:office:office" xmlns:oel="http://schemas.microsoft.com/office/2019/extlst" xmlns:r="http://schemas.openxmlformats.org/officeDocument/2006/relationships" xmlns:m="http://schemas.openxmlformats.org/officeDocument/2006/math" xmlns:v="urn:schemas-microsoft-com:vml" xmlns:wp14="http://schemas.microsoft.com/office/word/2010/wordprocessingDrawing" xmlns:wp="http://schemas.openxmlformats.org/drawingml/2006/wordprocessingDrawing" xmlns:w10="urn:schemas-microsoft-com:office:word" xmlns:w="http://schemas.openxmlformats.org/wordprocessingml/2006/main" xmlns:w14="http://schemas.microsoft.com/office/word/2010/wordml" xmlns:w15="http://schemas.microsoft.com/office/word/2012/wordml" xmlns:w16cex="http://schemas.microsoft.com/office/word/2018/wordml/cex" xmlns:w16cid="http://schemas.microsoft.com/office/word/2016/wordml/cid" xmlns:w16="http://schemas.microsoft.com/office/word/2018/wordml" xmlns:w16du="http://schemas.microsoft.com/office/word/2023/wordml/word16du" xmlns:w16sdtdh="http://schemas.microsoft.com/office/word/2020/wordml/sdtdatahash" xmlns:w16sdtfl="http://schemas.microsoft.com/office/word/2024/wordml/sdtformatlock" xmlns:w16se="http://schemas.microsoft.com/office/word/2015/wordml/symex" xmlns:wpg="http://schemas.microsoft.com/office/word/2010/wordprocessingGroup" xmlns:wpi="http://schemas.microsoft.com/office/word/2010/wordprocessingInk" xmlns:wne="http://schemas.microsoft.com/office/word/2006/wordml" xmlns:wps="http://schemas.microsoft.com/office/word/2010/wordprocessingShape" mc:Ignorable="w14 w15 w16se w16cid w16 w16cex w16sdtdh w16sdtfl w16du wp14">
   <w:abstractNum w:abstractNumId="0" w15:restartNumberingAfterBreak="0">
     <w:nsid w:val="07992BB0"/>
     <w:multiLevelType w:val="hybridMultilevel"/>
@@ -945,17 +1158,17 @@
       </w:pPr>
     </w:lvl>
   </w:abstractNum>
-  <w:num w:numId="1">
+  <w:num w:numId="1" w16cid:durableId="364982464">
     <w:abstractNumId w:val="1"/>
   </w:num>
-  <w:num w:numId="2">
+  <w:num w:numId="2" w16cid:durableId="1217473558">
     <w:abstractNumId w:val="0"/>
   </w:num>
 </w:numbering>
 </file>
 
 <file path=word/styles.xml><?xml version="1.0" encoding="utf-8"?>
-<w:styles xmlns:mc="http://schemas.openxmlformats.org/markup-compatibility/2006" xmlns:r="http://schemas.openxmlformats.org/officeDocument/2006/relationships" xmlns:w="http://schemas.openxmlformats.org/wordprocessingml/2006/main" xmlns:w14="http://schemas.microsoft.com/office/word/2010/wordml" xmlns:w15="http://schemas.microsoft.com/office/word/2012/wordml" xmlns:w16se="http://schemas.microsoft.com/office/word/2015/wordml/symex" mc:Ignorable="w14 w15 w16se">
+<w:styles xmlns:mc="http://schemas.openxmlformats.org/markup-compatibility/2006" xmlns:r="http://schemas.openxmlformats.org/officeDocument/2006/relationships" xmlns:w="http://schemas.openxmlformats.org/wordprocessingml/2006/main" xmlns:w14="http://schemas.microsoft.com/office/word/2010/wordml" xmlns:w15="http://schemas.microsoft.com/office/word/2012/wordml" xmlns:w16cex="http://schemas.microsoft.com/office/word/2018/wordml/cex" xmlns:w16cid="http://schemas.microsoft.com/office/word/2016/wordml/cid" xmlns:w16="http://schemas.microsoft.com/office/word/2018/wordml" xmlns:w16du="http://schemas.microsoft.com/office/word/2023/wordml/word16du" xmlns:w16sdtdh="http://schemas.microsoft.com/office/word/2020/wordml/sdtdatahash" xmlns:w16sdtfl="http://schemas.microsoft.com/office/word/2024/wordml/sdtformatlock" xmlns:w16se="http://schemas.microsoft.com/office/word/2015/wordml/symex" mc:Ignorable="w14 w15 w16se w16cid w16 w16cex w16sdtdh w16sdtfl w16du">
   <w:docDefaults>
     <w:rPrDefault>
       <w:rPr>
@@ -971,7 +1184,7 @@
       </w:pPr>
     </w:pPrDefault>
   </w:docDefaults>
-  <w:latentStyles w:defLockedState="0" w:defUIPriority="99" w:defSemiHidden="0" w:defUnhideWhenUsed="0" w:defQFormat="0" w:count="371">
+  <w:latentStyles w:defLockedState="0" w:defUIPriority="99" w:defSemiHidden="0" w:defUnhideWhenUsed="0" w:defQFormat="0" w:count="376">
     <w:lsdException w:name="Normal" w:uiPriority="0" w:qFormat="1"/>
     <w:lsdException w:name="heading 1" w:uiPriority="9" w:qFormat="1"/>
     <w:lsdException w:name="heading 2" w:semiHidden="1" w:uiPriority="9" w:unhideWhenUsed="1" w:qFormat="1"/>
@@ -1343,6 +1556,11 @@
     <w:lsdException w:name="List Table 5 Dark Accent 6" w:uiPriority="50"/>
     <w:lsdException w:name="List Table 6 Colorful Accent 6" w:uiPriority="51"/>
     <w:lsdException w:name="List Table 7 Colorful Accent 6" w:uiPriority="52"/>
+    <w:lsdException w:name="Mention" w:semiHidden="1" w:unhideWhenUsed="1"/>
+    <w:lsdException w:name="Smart Hyperlink" w:semiHidden="1" w:unhideWhenUsed="1"/>
+    <w:lsdException w:name="Hashtag" w:semiHidden="1" w:unhideWhenUsed="1"/>
+    <w:lsdException w:name="Unresolved Mention" w:semiHidden="1" w:unhideWhenUsed="1"/>
+    <w:lsdException w:name="Smart Link" w:semiHidden="1" w:unhideWhenUsed="1"/>
   </w:latentStyles>
   <w:style w:type="paragraph" w:default="1" w:styleId="Normal">
     <w:name w:val="Normal"/>
